--- a/MP-frontend/public/templates/NotificationApprobation.docx
+++ b/MP-frontend/public/templates/NotificationApprobation.docx
@@ -105,7 +105,7 @@
                     </wp:anchor>
                   </w:drawing>
                 </mc:Choice>
-                <mc:Fallback xmlns:w16sdtdh="http://schemas.microsoft.com/office/word/2020/wordml/sdtdatahash" xmlns:w16du="http://schemas.microsoft.com/office/word/2023/wordml/word16du" xmlns:w16="http://schemas.microsoft.com/office/word/2018/wordml" xmlns:w16cid="http://schemas.microsoft.com/office/word/2016/wordml/cid" xmlns:w16cex="http://schemas.microsoft.com/office/word/2018/wordml/cex" xmlns:oel="http://schemas.microsoft.com/office/2019/extlst" xmlns:am3d="http://schemas.microsoft.com/office/drawing/2017/model3d" xmlns:aink="http://schemas.microsoft.com/office/drawing/2016/ink" xmlns:cx8="http://schemas.microsoft.com/office/drawing/2016/5/14/chartex" xmlns:cx7="http://schemas.microsoft.com/office/drawing/2016/5/13/chartex" xmlns:cx6="http://schemas.microsoft.com/office/drawing/2016/5/12/chartex" xmlns:cx5="http://schemas.microsoft.com/office/drawing/2016/5/11/chartex" xmlns:cx4="http://schemas.microsoft.com/office/drawing/2016/5/10/chartex" xmlns:cx3="http://schemas.microsoft.com/office/drawing/2016/5/9/chartex" xmlns:cx2="http://schemas.microsoft.com/office/drawing/2015/10/21/chartex">
+                <mc:Fallback xmlns:cx2="http://schemas.microsoft.com/office/drawing/2015/10/21/chartex" xmlns:cx3="http://schemas.microsoft.com/office/drawing/2016/5/9/chartex" xmlns:cx4="http://schemas.microsoft.com/office/drawing/2016/5/10/chartex" xmlns:cx5="http://schemas.microsoft.com/office/drawing/2016/5/11/chartex" xmlns:cx6="http://schemas.microsoft.com/office/drawing/2016/5/12/chartex" xmlns:cx7="http://schemas.microsoft.com/office/drawing/2016/5/13/chartex" xmlns:cx8="http://schemas.microsoft.com/office/drawing/2016/5/14/chartex" xmlns:aink="http://schemas.microsoft.com/office/drawing/2016/ink" xmlns:am3d="http://schemas.microsoft.com/office/drawing/2017/model3d" xmlns:oel="http://schemas.microsoft.com/office/2019/extlst" xmlns:w16cex="http://schemas.microsoft.com/office/word/2018/wordml/cex" xmlns:w16cid="http://schemas.microsoft.com/office/word/2016/wordml/cid" xmlns:w16="http://schemas.microsoft.com/office/word/2018/wordml" xmlns:w16du="http://schemas.microsoft.com/office/word/2023/wordml/word16du" xmlns:w16sdtdh="http://schemas.microsoft.com/office/word/2020/wordml/sdtdatahash">
                   <w:pict>
                     <v:line w14:anchorId="3F11EF99" id="Line 2" o:spid="_x0000_s1026" style="position:absolute;z-index:251660288;visibility:visible;mso-wrap-style:square;mso-width-percent:0;mso-height-percent:0;mso-wrap-distance-left:9pt;mso-wrap-distance-top:0;mso-wrap-distance-right:9pt;mso-wrap-distance-bottom:0;mso-position-horizontal:absolute;mso-position-horizontal-relative:page;mso-position-vertical:absolute;mso-position-vertical-relative:page;mso-width-percent:0;mso-height-percent:0;mso-width-relative:page;mso-height-relative:page" from="81.3pt,27.2pt" to="149.35pt,27.2pt" o:gfxdata="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" strokecolor="#36f">
                       <w10:wrap anchorx="page" anchory="page"/>
@@ -289,7 +289,47 @@
                 <w:szCs w:val="24"/>
                 <w:lang w:eastAsia="fr-FR"/>
               </w:rPr>
-              <w:t>{Objet]</w:t>
+              <w:t>{</w:t>
+            </w:r>
+            <w:r>
+              <w:t xml:space="preserve"> </w:t>
+            </w:r>
+            <w:proofErr w:type="spellStart"/>
+            <w:r>
+              <w:rPr>
+                <w:rFonts w:ascii="Times New Roman" w:eastAsia="Times New Roman" w:hAnsi="Times New Roman"/>
+                <w:b/>
+                <w:bCs/>
+                <w:sz w:val="24"/>
+                <w:szCs w:val="24"/>
+                <w:lang w:eastAsia="fr-FR"/>
+              </w:rPr>
+              <w:t>objetMarche</w:t>
+            </w:r>
+            <w:proofErr w:type="spellEnd"/>
+            <w:r>
+              <w:rPr>
+                <w:rFonts w:ascii="Times New Roman" w:eastAsia="Times New Roman" w:hAnsi="Times New Roman"/>
+                <w:b/>
+                <w:bCs/>
+                <w:sz w:val="24"/>
+                <w:szCs w:val="24"/>
+                <w:lang w:eastAsia="fr-FR"/>
+              </w:rPr>
+              <w:t xml:space="preserve"> </w:t>
+            </w:r>
+            <w:bookmarkStart w:id="0" w:name="_GoBack"/>
+            <w:bookmarkEnd w:id="0"/>
+            <w:r>
+              <w:rPr>
+                <w:rFonts w:ascii="Times New Roman" w:eastAsia="Times New Roman" w:hAnsi="Times New Roman"/>
+                <w:b/>
+                <w:bCs/>
+                <w:sz w:val="24"/>
+                <w:szCs w:val="24"/>
+                <w:lang w:eastAsia="fr-FR"/>
+              </w:rPr>
+              <w:t>}</w:t>
             </w:r>
           </w:p>
         </w:tc>
@@ -790,29 +830,22 @@
           <w:b/>
           <w:bCs/>
         </w:rPr>
-        <w:t>}</w:t>
+        <w:t xml:space="preserve">} </w:t>
+      </w:r>
+      <w:r>
+        <w:t xml:space="preserve">Relatif </w:t>
+      </w:r>
+      <w:r>
+        <w:t>à</w:t>
+      </w:r>
+      <w:r>
+        <w:t xml:space="preserve"> : </w:t>
       </w:r>
       <w:r>
         <w:rPr>
           <w:b/>
           <w:bCs/>
         </w:rPr>
-        <w:t xml:space="preserve"> </w:t>
-      </w:r>
-      <w:r>
-        <w:t xml:space="preserve">Relatif </w:t>
-      </w:r>
-      <w:r>
-        <w:t>à</w:t>
-      </w:r>
-      <w:r>
-        <w:t xml:space="preserve"> : </w:t>
-      </w:r>
-      <w:r>
-        <w:rPr>
-          <w:b/>
-          <w:bCs/>
-        </w:rPr>
         <w:t xml:space="preserve">Travaux de confection, mise en place, peinture et écriture des bornes des points de repère du réseau routier RN et RR relevant de la D.R.E.T.L de SOUS MASSA </w:t>
       </w:r>
       <w:r>
@@ -831,12 +864,7 @@
         <w:t>/</w:t>
       </w:r>
       <w:r>
-        <w:t>20</w:t>
-      </w:r>
-      <w:bookmarkStart w:id="0" w:name="_GoBack"/>
-      <w:bookmarkEnd w:id="0"/>
-      <w:r>
-        <w:t>2</w:t>
+        <w:t>202</w:t>
       </w:r>
       <w:r>
         <w:t>4</w:t>
@@ -1337,7 +1365,7 @@
                     </wp:anchor>
                   </w:drawing>
                 </mc:Choice>
-                <mc:Fallback xmlns:w16sdtdh="http://schemas.microsoft.com/office/word/2020/wordml/sdtdatahash" xmlns:w16du="http://schemas.microsoft.com/office/word/2023/wordml/word16du" xmlns:w16="http://schemas.microsoft.com/office/word/2018/wordml" xmlns:w16cid="http://schemas.microsoft.com/office/word/2016/wordml/cid" xmlns:w16cex="http://schemas.microsoft.com/office/word/2018/wordml/cex" xmlns:oel="http://schemas.microsoft.com/office/2019/extlst" xmlns:am3d="http://schemas.microsoft.com/office/drawing/2017/model3d" xmlns:aink="http://schemas.microsoft.com/office/drawing/2016/ink" xmlns:cx8="http://schemas.microsoft.com/office/drawing/2016/5/14/chartex" xmlns:cx7="http://schemas.microsoft.com/office/drawing/2016/5/13/chartex" xmlns:cx6="http://schemas.microsoft.com/office/drawing/2016/5/12/chartex" xmlns:cx5="http://schemas.microsoft.com/office/drawing/2016/5/11/chartex" xmlns:cx4="http://schemas.microsoft.com/office/drawing/2016/5/10/chartex" xmlns:cx3="http://schemas.microsoft.com/office/drawing/2016/5/9/chartex" xmlns:cx2="http://schemas.microsoft.com/office/drawing/2015/10/21/chartex">
+                <mc:Fallback xmlns:cx2="http://schemas.microsoft.com/office/drawing/2015/10/21/chartex" xmlns:cx3="http://schemas.microsoft.com/office/drawing/2016/5/9/chartex" xmlns:cx4="http://schemas.microsoft.com/office/drawing/2016/5/10/chartex" xmlns:cx5="http://schemas.microsoft.com/office/drawing/2016/5/11/chartex" xmlns:cx6="http://schemas.microsoft.com/office/drawing/2016/5/12/chartex" xmlns:cx7="http://schemas.microsoft.com/office/drawing/2016/5/13/chartex" xmlns:cx8="http://schemas.microsoft.com/office/drawing/2016/5/14/chartex" xmlns:aink="http://schemas.microsoft.com/office/drawing/2016/ink" xmlns:am3d="http://schemas.microsoft.com/office/drawing/2017/model3d" xmlns:oel="http://schemas.microsoft.com/office/2019/extlst" xmlns:w16cex="http://schemas.microsoft.com/office/word/2018/wordml/cex" xmlns:w16cid="http://schemas.microsoft.com/office/word/2016/wordml/cid" xmlns:w16="http://schemas.microsoft.com/office/word/2018/wordml" xmlns:w16du="http://schemas.microsoft.com/office/word/2023/wordml/word16du" xmlns:w16sdtdh="http://schemas.microsoft.com/office/word/2020/wordml/sdtdatahash">
                   <w:pict>
                     <v:line w14:anchorId="24585022" id="Line 3" o:spid="_x0000_s1026" style="position:absolute;z-index:251661312;visibility:visible;mso-wrap-style:square;mso-width-percent:0;mso-height-percent:0;mso-wrap-distance-left:9pt;mso-wrap-distance-top:0;mso-wrap-distance-right:9pt;mso-wrap-distance-bottom:0;mso-position-horizontal:absolute;mso-position-horizontal-relative:page;mso-position-vertical:absolute;mso-position-vertical-relative:page;mso-width-percent:0;mso-height-percent:0;mso-width-relative:page;mso-height-relative:page" from="81.3pt,40.7pt" to="149.35pt,40.7pt" o:gfxdata="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" strokecolor="#36f">
                       <w10:wrap anchorx="page" anchory="page"/>

--- a/MP-frontend/public/templates/NotificationApprobation.docx
+++ b/MP-frontend/public/templates/NotificationApprobation.docx
@@ -105,7 +105,7 @@
                     </wp:anchor>
                   </w:drawing>
                 </mc:Choice>
-                <mc:Fallback xmlns:cx2="http://schemas.microsoft.com/office/drawing/2015/10/21/chartex" xmlns:cx3="http://schemas.microsoft.com/office/drawing/2016/5/9/chartex" xmlns:cx4="http://schemas.microsoft.com/office/drawing/2016/5/10/chartex" xmlns:cx5="http://schemas.microsoft.com/office/drawing/2016/5/11/chartex" xmlns:cx6="http://schemas.microsoft.com/office/drawing/2016/5/12/chartex" xmlns:cx7="http://schemas.microsoft.com/office/drawing/2016/5/13/chartex" xmlns:cx8="http://schemas.microsoft.com/office/drawing/2016/5/14/chartex" xmlns:aink="http://schemas.microsoft.com/office/drawing/2016/ink" xmlns:am3d="http://schemas.microsoft.com/office/drawing/2017/model3d" xmlns:oel="http://schemas.microsoft.com/office/2019/extlst" xmlns:w16cex="http://schemas.microsoft.com/office/word/2018/wordml/cex" xmlns:w16cid="http://schemas.microsoft.com/office/word/2016/wordml/cid" xmlns:w16="http://schemas.microsoft.com/office/word/2018/wordml" xmlns:w16du="http://schemas.microsoft.com/office/word/2023/wordml/word16du" xmlns:w16sdtdh="http://schemas.microsoft.com/office/word/2020/wordml/sdtdatahash">
+                <mc:Fallback xmlns:w16sdtdh="http://schemas.microsoft.com/office/word/2020/wordml/sdtdatahash" xmlns:w16du="http://schemas.microsoft.com/office/word/2023/wordml/word16du" xmlns:w16="http://schemas.microsoft.com/office/word/2018/wordml" xmlns:w16cid="http://schemas.microsoft.com/office/word/2016/wordml/cid" xmlns:w16cex="http://schemas.microsoft.com/office/word/2018/wordml/cex" xmlns:oel="http://schemas.microsoft.com/office/2019/extlst" xmlns:am3d="http://schemas.microsoft.com/office/drawing/2017/model3d" xmlns:aink="http://schemas.microsoft.com/office/drawing/2016/ink" xmlns:cx8="http://schemas.microsoft.com/office/drawing/2016/5/14/chartex" xmlns:cx7="http://schemas.microsoft.com/office/drawing/2016/5/13/chartex" xmlns:cx6="http://schemas.microsoft.com/office/drawing/2016/5/12/chartex" xmlns:cx5="http://schemas.microsoft.com/office/drawing/2016/5/11/chartex" xmlns:cx4="http://schemas.microsoft.com/office/drawing/2016/5/10/chartex" xmlns:cx3="http://schemas.microsoft.com/office/drawing/2016/5/9/chartex" xmlns:cx2="http://schemas.microsoft.com/office/drawing/2015/10/21/chartex">
                   <w:pict>
                     <v:line w14:anchorId="3F11EF99" id="Line 2" o:spid="_x0000_s1026" style="position:absolute;z-index:251660288;visibility:visible;mso-wrap-style:square;mso-width-percent:0;mso-height-percent:0;mso-wrap-distance-left:9pt;mso-wrap-distance-top:0;mso-wrap-distance-right:9pt;mso-wrap-distance-bottom:0;mso-position-horizontal:absolute;mso-position-horizontal-relative:page;mso-position-vertical:absolute;mso-position-vertical-relative:page;mso-width-percent:0;mso-height-percent:0;mso-width-relative:page;mso-height-relative:page" from="81.3pt,27.2pt" to="149.35pt,27.2pt" o:gfxdata="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" strokecolor="#36f">
                       <w10:wrap anchorx="page" anchory="page"/>
@@ -262,6 +262,7 @@
           </w:p>
           <w:p>
             <w:pPr>
+              <w:jc w:val="center"/>
               <w:rPr>
                 <w:b/>
                 <w:bCs/>
@@ -291,9 +292,6 @@
               </w:rPr>
               <w:t>{</w:t>
             </w:r>
-            <w:r>
-              <w:t xml:space="preserve"> </w:t>
-            </w:r>
             <w:proofErr w:type="spellStart"/>
             <w:r>
               <w:rPr>
@@ -307,19 +305,6 @@
               <w:t>objetMarche</w:t>
             </w:r>
             <w:proofErr w:type="spellEnd"/>
-            <w:r>
-              <w:rPr>
-                <w:rFonts w:ascii="Times New Roman" w:eastAsia="Times New Roman" w:hAnsi="Times New Roman"/>
-                <w:b/>
-                <w:bCs/>
-                <w:sz w:val="24"/>
-                <w:szCs w:val="24"/>
-                <w:lang w:eastAsia="fr-FR"/>
-              </w:rPr>
-              <w:t xml:space="preserve"> </w:t>
-            </w:r>
-            <w:bookmarkStart w:id="0" w:name="_GoBack"/>
-            <w:bookmarkEnd w:id="0"/>
             <w:r>
               <w:rPr>
                 <w:rFonts w:ascii="Times New Roman" w:eastAsia="Times New Roman" w:hAnsi="Times New Roman"/>
@@ -570,7 +555,23 @@
                                 <w:rPr>
                                   <w:rFonts w:ascii="Arial" w:hAnsi="Arial" w:cs="Arial"/>
                                 </w:rPr>
-                                <w:t>………………….....</w:t>
+                                <w:t>{</w:t>
+                              </w:r>
+                              <w:proofErr w:type="spellStart"/>
+                              <w:proofErr w:type="gramStart"/>
+                              <w:r>
+                                <w:rPr>
+                                  <w:rFonts w:ascii="Arial" w:hAnsi="Arial" w:cs="Arial"/>
+                                </w:rPr>
+                                <w:t>numOrdreNOTIF</w:t>
+                              </w:r>
+                              <w:proofErr w:type="spellEnd"/>
+                              <w:proofErr w:type="gramEnd"/>
+                              <w:r>
+                                <w:rPr>
+                                  <w:rFonts w:ascii="Arial" w:hAnsi="Arial" w:cs="Arial"/>
+                                </w:rPr>
+                                <w:t>}</w:t>
                               </w:r>
                             </w:p>
                           </w:txbxContent>
@@ -719,7 +720,23 @@
                           <w:rPr>
                             <w:rFonts w:ascii="Arial" w:hAnsi="Arial" w:cs="Arial"/>
                           </w:rPr>
-                          <w:t>………………….....</w:t>
+                          <w:t>{</w:t>
+                        </w:r>
+                        <w:proofErr w:type="spellStart"/>
+                        <w:proofErr w:type="gramStart"/>
+                        <w:r>
+                          <w:rPr>
+                            <w:rFonts w:ascii="Arial" w:hAnsi="Arial" w:cs="Arial"/>
+                          </w:rPr>
+                          <w:t>numOrdreNOTIF</w:t>
+                        </w:r>
+                        <w:proofErr w:type="spellEnd"/>
+                        <w:proofErr w:type="gramEnd"/>
+                        <w:r>
+                          <w:rPr>
+                            <w:rFonts w:ascii="Arial" w:hAnsi="Arial" w:cs="Arial"/>
+                          </w:rPr>
+                          <w:t>}</w:t>
                         </w:r>
                       </w:p>
                     </w:txbxContent>
@@ -846,7 +863,35 @@
           <w:b/>
           <w:bCs/>
         </w:rPr>
-        <w:t xml:space="preserve">Travaux de confection, mise en place, peinture et écriture des bornes des points de repère du réseau routier RN et RR relevant de la D.R.E.T.L de SOUS MASSA </w:t>
+        <w:t>{</w:t>
+      </w:r>
+      <w:r>
+        <w:rPr>
+          <w:b/>
+          <w:bCs/>
+        </w:rPr>
+        <w:t>objet</w:t>
+      </w:r>
+      <w:r>
+        <w:rPr>
+          <w:b/>
+          <w:bCs/>
+        </w:rPr>
+        <w:t>Marche</w:t>
+      </w:r>
+      <w:r>
+        <w:rPr>
+          <w:b/>
+          <w:bCs/>
+        </w:rPr>
+        <w:t>}</w:t>
+      </w:r>
+      <w:r>
+        <w:rPr>
+          <w:b/>
+          <w:bCs/>
+        </w:rPr>
+        <w:t xml:space="preserve"> </w:t>
       </w:r>
       <w:r>
         <w:t xml:space="preserve">Souscrit le </w:t>
@@ -873,19 +918,15 @@
         <w:t xml:space="preserve">, visé le </w:t>
       </w:r>
       <w:r>
-        <w:t>16</w:t>
-      </w:r>
-      <w:r>
-        <w:t>/</w:t>
-      </w:r>
-      <w:r>
-        <w:t>10</w:t>
-      </w:r>
-      <w:r>
-        <w:t>/</w:t>
-      </w:r>
-      <w:r>
-        <w:t>2024</w:t>
+        <w:t>{</w:t>
+      </w:r>
+      <w:proofErr w:type="spellStart"/>
+      <w:r>
+        <w:t>dateVisa_NOTIF</w:t>
+      </w:r>
+      <w:proofErr w:type="spellEnd"/>
+      <w:r>
+        <w:t>}</w:t>
       </w:r>
       <w:r>
         <w:t xml:space="preserve"> </w:t>
@@ -897,19 +938,15 @@
         <w:t xml:space="preserve"> approuvé le </w:t>
       </w:r>
       <w:r>
-        <w:t>17</w:t>
-      </w:r>
-      <w:r>
-        <w:t>/</w:t>
-      </w:r>
-      <w:r>
-        <w:t>10</w:t>
-      </w:r>
-      <w:r>
-        <w:t>/</w:t>
-      </w:r>
-      <w:r>
-        <w:t>2024</w:t>
+        <w:t>{</w:t>
+      </w:r>
+      <w:proofErr w:type="spellStart"/>
+      <w:r>
+        <w:t>dateApprobation_NOTIF</w:t>
+      </w:r>
+      <w:proofErr w:type="spellEnd"/>
+      <w:r>
+        <w:t>}</w:t>
       </w:r>
       <w:r>
         <w:t>.</w:t>
@@ -1030,15 +1067,21 @@
         <w:jc w:val="both"/>
       </w:pPr>
       <w:r>
-        <w:t>Le présent ordre de service certifié conforme à la minute, inscrit au registre sous le numéro ……………</w:t>
-      </w:r>
-      <w:proofErr w:type="gramStart"/>
-      <w:r>
-        <w:t>…….</w:t>
-      </w:r>
-      <w:proofErr w:type="gramEnd"/>
-      <w:r>
-        <w:t xml:space="preserve">.sera notifié à : </w:t>
+        <w:t xml:space="preserve">Le présent ordre de service certifié conforme à la minute, inscrit au registre sous le numéro </w:t>
+      </w:r>
+      <w:r>
+        <w:t>{</w:t>
+      </w:r>
+      <w:proofErr w:type="spellStart"/>
+      <w:r>
+        <w:t>numOrdreNOTIF</w:t>
+      </w:r>
+      <w:proofErr w:type="spellEnd"/>
+      <w:r>
+        <w:t xml:space="preserve">} </w:t>
+      </w:r>
+      <w:r>
+        <w:t xml:space="preserve">sera notifié à : </w:t>
       </w:r>
       <w:r>
         <w:rPr>
@@ -1052,22 +1095,31 @@
           <w:sz w:val="22"/>
           <w:szCs w:val="22"/>
         </w:rPr>
-        <w:t>I</w:t>
-      </w:r>
+        <w:t>{</w:t>
+      </w:r>
+      <w:proofErr w:type="spellStart"/>
       <w:r>
         <w:rPr>
           <w:sz w:val="22"/>
           <w:szCs w:val="22"/>
         </w:rPr>
-        <w:t>NJAZ WORKS (SARL AU)</w:t>
-      </w:r>
-      <w:r>
-        <w:t>, p</w:t>
+        <w:t>societe</w:t>
+      </w:r>
+      <w:proofErr w:type="spellEnd"/>
+      <w:r>
+        <w:rPr>
+          <w:sz w:val="22"/>
+          <w:szCs w:val="22"/>
+        </w:rPr>
+        <w:t xml:space="preserve">}, </w:t>
+      </w:r>
+      <w:r>
+        <w:t>p</w:t>
       </w:r>
       <w:r>
         <w:t xml:space="preserve">ar le </w:t>
       </w:r>
-      <w:bookmarkStart w:id="1" w:name="_Hlk165978055"/>
+      <w:bookmarkStart w:id="0" w:name="_Hlk165978055"/>
       <w:r>
         <w:t>Chef du Service</w:t>
       </w:r>
@@ -1077,7 +1129,7 @@
       <w:r>
         <w:t xml:space="preserve">de la Direction </w:t>
       </w:r>
-      <w:bookmarkStart w:id="2" w:name="_Hlk165977919"/>
+      <w:bookmarkStart w:id="1" w:name="_Hlk165977919"/>
       <w:r>
         <w:t>Régionale</w:t>
       </w:r>
@@ -1091,8 +1143,8 @@
         <w:t>.</w:t>
       </w:r>
     </w:p>
+    <w:bookmarkEnd w:id="0"/>
     <w:bookmarkEnd w:id="1"/>
-    <w:bookmarkEnd w:id="2"/>
     <w:p>
       <w:pPr>
         <w:pStyle w:val="Retraitcorpsdetexte3"/>
@@ -1365,7 +1417,7 @@
                     </wp:anchor>
                   </w:drawing>
                 </mc:Choice>
-                <mc:Fallback xmlns:cx2="http://schemas.microsoft.com/office/drawing/2015/10/21/chartex" xmlns:cx3="http://schemas.microsoft.com/office/drawing/2016/5/9/chartex" xmlns:cx4="http://schemas.microsoft.com/office/drawing/2016/5/10/chartex" xmlns:cx5="http://schemas.microsoft.com/office/drawing/2016/5/11/chartex" xmlns:cx6="http://schemas.microsoft.com/office/drawing/2016/5/12/chartex" xmlns:cx7="http://schemas.microsoft.com/office/drawing/2016/5/13/chartex" xmlns:cx8="http://schemas.microsoft.com/office/drawing/2016/5/14/chartex" xmlns:aink="http://schemas.microsoft.com/office/drawing/2016/ink" xmlns:am3d="http://schemas.microsoft.com/office/drawing/2017/model3d" xmlns:oel="http://schemas.microsoft.com/office/2019/extlst" xmlns:w16cex="http://schemas.microsoft.com/office/word/2018/wordml/cex" xmlns:w16cid="http://schemas.microsoft.com/office/word/2016/wordml/cid" xmlns:w16="http://schemas.microsoft.com/office/word/2018/wordml" xmlns:w16du="http://schemas.microsoft.com/office/word/2023/wordml/word16du" xmlns:w16sdtdh="http://schemas.microsoft.com/office/word/2020/wordml/sdtdatahash">
+                <mc:Fallback xmlns:w16sdtdh="http://schemas.microsoft.com/office/word/2020/wordml/sdtdatahash" xmlns:w16du="http://schemas.microsoft.com/office/word/2023/wordml/word16du" xmlns:w16="http://schemas.microsoft.com/office/word/2018/wordml" xmlns:w16cid="http://schemas.microsoft.com/office/word/2016/wordml/cid" xmlns:w16cex="http://schemas.microsoft.com/office/word/2018/wordml/cex" xmlns:oel="http://schemas.microsoft.com/office/2019/extlst" xmlns:am3d="http://schemas.microsoft.com/office/drawing/2017/model3d" xmlns:aink="http://schemas.microsoft.com/office/drawing/2016/ink" xmlns:cx8="http://schemas.microsoft.com/office/drawing/2016/5/14/chartex" xmlns:cx7="http://schemas.microsoft.com/office/drawing/2016/5/13/chartex" xmlns:cx6="http://schemas.microsoft.com/office/drawing/2016/5/12/chartex" xmlns:cx5="http://schemas.microsoft.com/office/drawing/2016/5/11/chartex" xmlns:cx4="http://schemas.microsoft.com/office/drawing/2016/5/10/chartex" xmlns:cx3="http://schemas.microsoft.com/office/drawing/2016/5/9/chartex" xmlns:cx2="http://schemas.microsoft.com/office/drawing/2015/10/21/chartex">
                   <w:pict>
                     <v:line w14:anchorId="24585022" id="Line 3" o:spid="_x0000_s1026" style="position:absolute;z-index:251661312;visibility:visible;mso-wrap-style:square;mso-width-percent:0;mso-height-percent:0;mso-wrap-distance-left:9pt;mso-wrap-distance-top:0;mso-wrap-distance-right:9pt;mso-wrap-distance-bottom:0;mso-position-horizontal:absolute;mso-position-horizontal-relative:page;mso-position-vertical:absolute;mso-position-vertical-relative:page;mso-width-percent:0;mso-height-percent:0;mso-width-relative:page;mso-height-relative:page" from="81.3pt,40.7pt" to="149.35pt,40.7pt" o:gfxdata="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" strokecolor="#36f">
                       <w10:wrap anchorx="page" anchory="page"/>
@@ -1411,24 +1463,32 @@
           </w:p>
           <w:p>
             <w:pPr>
-              <w:pStyle w:val="En-tte"/>
-              <w:ind w:right="214"/>
+              <w:spacing w:after="0"/>
               <w:jc w:val="center"/>
+              <w:rPr>
+                <w:b/>
+                <w:sz w:val="24"/>
+                <w:szCs w:val="24"/>
+              </w:rPr>
+            </w:pPr>
+            <w:r>
+              <w:rPr>
+                <w:rFonts w:ascii="Arial" w:hAnsi="Arial" w:cs="Arial"/>
+                <w:b/>
+                <w:bCs/>
+              </w:rPr>
+              <w:t xml:space="preserve">Marché n° </w:t>
+            </w:r>
+            <w:r>
               <w:rPr>
                 <w:b/>
                 <w:bCs/>
                 <w:sz w:val="24"/>
                 <w:szCs w:val="24"/>
               </w:rPr>
-            </w:pPr>
-            <w:r>
-              <w:rPr>
-                <w:rFonts w:ascii="Arial" w:hAnsi="Arial" w:cs="Arial"/>
-                <w:b/>
-                <w:bCs/>
-              </w:rPr>
-              <w:t xml:space="preserve">Marché n° </w:t>
+              <w:t>{</w:t>
             </w:r>
+            <w:proofErr w:type="spellStart"/>
             <w:r>
               <w:rPr>
                 <w:b/>
@@ -1436,8 +1496,9 @@
                 <w:sz w:val="24"/>
                 <w:szCs w:val="24"/>
               </w:rPr>
-              <w:t>RS</w:t>
+              <w:t>numOrdreMarche</w:t>
             </w:r>
+            <w:proofErr w:type="spellEnd"/>
             <w:r>
               <w:rPr>
                 <w:b/>
@@ -1445,35 +1506,21 @@
                 <w:sz w:val="24"/>
                 <w:szCs w:val="24"/>
               </w:rPr>
-              <w:t>/</w:t>
+              <w:t>}</w:t>
             </w:r>
-            <w:r>
+          </w:p>
+          <w:p>
+            <w:pPr>
+              <w:pStyle w:val="En-tte"/>
+              <w:ind w:right="214"/>
+              <w:jc w:val="center"/>
               <w:rPr>
                 <w:b/>
                 <w:bCs/>
                 <w:sz w:val="24"/>
                 <w:szCs w:val="24"/>
               </w:rPr>
-              <w:t>03</w:t>
-            </w:r>
-            <w:r>
-              <w:rPr>
-                <w:b/>
-                <w:bCs/>
-                <w:sz w:val="24"/>
-                <w:szCs w:val="24"/>
-              </w:rPr>
-              <w:t>/2024</w:t>
-            </w:r>
-            <w:r>
-              <w:rPr>
-                <w:b/>
-                <w:bCs/>
-                <w:sz w:val="24"/>
-                <w:szCs w:val="24"/>
-              </w:rPr>
-              <w:t xml:space="preserve"> </w:t>
-            </w:r>
+            </w:pPr>
           </w:p>
           <w:p>
             <w:pPr>
@@ -1637,8 +1684,29 @@
                               <w:rPr>
                                 <w:rFonts w:ascii="Arial" w:hAnsi="Arial" w:cs="Arial"/>
                               </w:rPr>
-                              <w:t xml:space="preserve">………………….....  </w:t>
+                              <w:t>{</w:t>
                             </w:r>
+                            <w:proofErr w:type="spellStart"/>
+                            <w:proofErr w:type="gramStart"/>
+                            <w:r>
+                              <w:rPr>
+                                <w:rFonts w:ascii="Arial" w:hAnsi="Arial" w:cs="Arial"/>
+                              </w:rPr>
+                              <w:t>numOrdreNOTIF</w:t>
+                            </w:r>
+                            <w:proofErr w:type="spellEnd"/>
+                            <w:proofErr w:type="gramEnd"/>
+                            <w:r>
+                              <w:rPr>
+                                <w:rFonts w:ascii="Arial" w:hAnsi="Arial" w:cs="Arial"/>
+                              </w:rPr>
+                              <w:t>}</w:t>
+                            </w:r>
+                          </w:p>
+                          <w:p>
+                            <w:pPr>
+                              <w:spacing w:after="0"/>
+                            </w:pPr>
                           </w:p>
                         </w:txbxContent>
                       </wps:txbx>
@@ -1711,8 +1779,31 @@
                         <w:rPr>
                           <w:rFonts w:ascii="Arial" w:hAnsi="Arial" w:cs="Arial"/>
                         </w:rPr>
-                        <w:t xml:space="preserve">………………….....  </w:t>
+                        <w:t>{</w:t>
                       </w:r>
+                      <w:bookmarkStart w:id="3" w:name="_GoBack"/>
+                      <w:bookmarkEnd w:id="3"/>
+                      <w:proofErr w:type="spellStart"/>
+                      <w:proofErr w:type="gramStart"/>
+                      <w:r>
+                        <w:rPr>
+                          <w:rFonts w:ascii="Arial" w:hAnsi="Arial" w:cs="Arial"/>
+                        </w:rPr>
+                        <w:t>numOrdreNOTIF</w:t>
+                      </w:r>
+                      <w:proofErr w:type="spellEnd"/>
+                      <w:proofErr w:type="gramEnd"/>
+                      <w:r>
+                        <w:rPr>
+                          <w:rFonts w:ascii="Arial" w:hAnsi="Arial" w:cs="Arial"/>
+                        </w:rPr>
+                        <w:t>}</w:t>
+                      </w:r>
+                    </w:p>
+                    <w:p>
+                      <w:pPr>
+                        <w:spacing w:after="0"/>
+                      </w:pPr>
                     </w:p>
                   </w:txbxContent>
                 </v:textbox>
@@ -1829,17 +1920,23 @@
           <w:sz w:val="22"/>
           <w:szCs w:val="22"/>
         </w:rPr>
-        <w:t>I</w:t>
-      </w:r>
+        <w:t>{</w:t>
+      </w:r>
+      <w:proofErr w:type="spellStart"/>
       <w:r>
         <w:rPr>
           <w:sz w:val="22"/>
           <w:szCs w:val="22"/>
         </w:rPr>
-        <w:t>NJAZ WORKS (SARL AU)</w:t>
-      </w:r>
-      <w:r>
-        <w:t xml:space="preserve">, </w:t>
+        <w:t>societe</w:t>
+      </w:r>
+      <w:proofErr w:type="spellEnd"/>
+      <w:r>
+        <w:rPr>
+          <w:sz w:val="22"/>
+          <w:szCs w:val="22"/>
+        </w:rPr>
+        <w:t xml:space="preserve">}, </w:t>
       </w:r>
       <w:r>
         <w:t xml:space="preserve">le présent ordre de service </w:t>
@@ -1854,10 +1951,23 @@
         <w:t xml:space="preserve"> </w:t>
       </w:r>
       <w:r>
-        <w:t xml:space="preserve">le n°  </w:t>
-      </w:r>
-      <w:r>
-        <w:t>……………………..</w:t>
+        <w:t>le n°</w:t>
+      </w:r>
+      <w:bookmarkStart w:id="2" w:name="_GoBack"/>
+      <w:bookmarkEnd w:id="2"/>
+      <w:r>
+        <w:t xml:space="preserve"> </w:t>
+      </w:r>
+      <w:r>
+        <w:t>{</w:t>
+      </w:r>
+      <w:proofErr w:type="spellStart"/>
+      <w:r>
+        <w:t>numOrdreNOTIF</w:t>
+      </w:r>
+      <w:proofErr w:type="spellEnd"/>
+      <w:r>
+        <w:t xml:space="preserve">}. </w:t>
       </w:r>
       <w:r>
         <w:t>Pour valoir notification.</w:t>
@@ -2528,7 +2638,7 @@
   <w:style w:type="paragraph" w:default="1" w:styleId="Normal">
     <w:name w:val="Normal"/>
     <w:qFormat/>
-    <w:rsid w:val="003C4316"/>
+    <w:rsid w:val="00CE5584"/>
     <w:rPr>
       <w:rFonts w:ascii="Calibri" w:eastAsia="Calibri" w:hAnsi="Calibri" w:cs="Times New Roman"/>
     </w:rPr>

--- a/MP-frontend/public/templates/NotificationApprobation.docx
+++ b/MP-frontend/public/templates/NotificationApprobation.docx
@@ -105,7 +105,7 @@
                     </wp:anchor>
                   </w:drawing>
                 </mc:Choice>
-                <mc:Fallback xmlns:w16sdtdh="http://schemas.microsoft.com/office/word/2020/wordml/sdtdatahash" xmlns:w16du="http://schemas.microsoft.com/office/word/2023/wordml/word16du" xmlns:w16="http://schemas.microsoft.com/office/word/2018/wordml" xmlns:w16cid="http://schemas.microsoft.com/office/word/2016/wordml/cid" xmlns:w16cex="http://schemas.microsoft.com/office/word/2018/wordml/cex" xmlns:oel="http://schemas.microsoft.com/office/2019/extlst" xmlns:am3d="http://schemas.microsoft.com/office/drawing/2017/model3d" xmlns:aink="http://schemas.microsoft.com/office/drawing/2016/ink" xmlns:cx8="http://schemas.microsoft.com/office/drawing/2016/5/14/chartex" xmlns:cx7="http://schemas.microsoft.com/office/drawing/2016/5/13/chartex" xmlns:cx6="http://schemas.microsoft.com/office/drawing/2016/5/12/chartex" xmlns:cx5="http://schemas.microsoft.com/office/drawing/2016/5/11/chartex" xmlns:cx4="http://schemas.microsoft.com/office/drawing/2016/5/10/chartex" xmlns:cx3="http://schemas.microsoft.com/office/drawing/2016/5/9/chartex" xmlns:cx2="http://schemas.microsoft.com/office/drawing/2015/10/21/chartex">
+                <mc:Fallback xmlns:cx2="http://schemas.microsoft.com/office/drawing/2015/10/21/chartex" xmlns:cx3="http://schemas.microsoft.com/office/drawing/2016/5/9/chartex" xmlns:cx4="http://schemas.microsoft.com/office/drawing/2016/5/10/chartex" xmlns:cx5="http://schemas.microsoft.com/office/drawing/2016/5/11/chartex" xmlns:cx6="http://schemas.microsoft.com/office/drawing/2016/5/12/chartex" xmlns:cx7="http://schemas.microsoft.com/office/drawing/2016/5/13/chartex" xmlns:cx8="http://schemas.microsoft.com/office/drawing/2016/5/14/chartex" xmlns:aink="http://schemas.microsoft.com/office/drawing/2016/ink" xmlns:am3d="http://schemas.microsoft.com/office/drawing/2017/model3d" xmlns:oel="http://schemas.microsoft.com/office/2019/extlst" xmlns:w16cex="http://schemas.microsoft.com/office/word/2018/wordml/cex" xmlns:w16cid="http://schemas.microsoft.com/office/word/2016/wordml/cid" xmlns:w16="http://schemas.microsoft.com/office/word/2018/wordml" xmlns:w16du="http://schemas.microsoft.com/office/word/2023/wordml/word16du" xmlns:w16sdtdh="http://schemas.microsoft.com/office/word/2020/wordml/sdtdatahash">
                   <w:pict>
                     <v:line w14:anchorId="3F11EF99" id="Line 2" o:spid="_x0000_s1026" style="position:absolute;z-index:251660288;visibility:visible;mso-wrap-style:square;mso-width-percent:0;mso-height-percent:0;mso-wrap-distance-left:9pt;mso-wrap-distance-top:0;mso-wrap-distance-right:9pt;mso-wrap-distance-bottom:0;mso-position-horizontal:absolute;mso-position-horizontal-relative:page;mso-position-vertical:absolute;mso-position-vertical-relative:page;mso-width-percent:0;mso-height-percent:0;mso-width-relative:page;mso-height-relative:page" from="81.3pt,27.2pt" to="149.35pt,27.2pt" o:gfxdata="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" strokecolor="#36f">
                       <w10:wrap anchorx="page" anchory="page"/>
@@ -262,7 +262,6 @@
           </w:p>
           <w:p>
             <w:pPr>
-              <w:jc w:val="center"/>
               <w:rPr>
                 <w:b/>
                 <w:bCs/>
@@ -814,7 +813,30 @@
           <w:sz w:val="22"/>
           <w:szCs w:val="22"/>
         </w:rPr>
-        <w:t>SOCIETE WAFA LLD SA</w:t>
+        <w:t xml:space="preserve">SOCIETE </w:t>
+      </w:r>
+      <w:r>
+        <w:rPr>
+          <w:sz w:val="22"/>
+          <w:szCs w:val="22"/>
+        </w:rPr>
+        <w:t>{</w:t>
+      </w:r>
+      <w:proofErr w:type="spellStart"/>
+      <w:r>
+        <w:rPr>
+          <w:sz w:val="22"/>
+          <w:szCs w:val="22"/>
+        </w:rPr>
+        <w:t>societe</w:t>
+      </w:r>
+      <w:proofErr w:type="spellEnd"/>
+      <w:r>
+        <w:rPr>
+          <w:sz w:val="22"/>
+          <w:szCs w:val="22"/>
+        </w:rPr>
+        <w:t>}</w:t>
       </w:r>
     </w:p>
     <w:p>
@@ -1417,7 +1439,7 @@
                     </wp:anchor>
                   </w:drawing>
                 </mc:Choice>
-                <mc:Fallback xmlns:w16sdtdh="http://schemas.microsoft.com/office/word/2020/wordml/sdtdatahash" xmlns:w16du="http://schemas.microsoft.com/office/word/2023/wordml/word16du" xmlns:w16="http://schemas.microsoft.com/office/word/2018/wordml" xmlns:w16cid="http://schemas.microsoft.com/office/word/2016/wordml/cid" xmlns:w16cex="http://schemas.microsoft.com/office/word/2018/wordml/cex" xmlns:oel="http://schemas.microsoft.com/office/2019/extlst" xmlns:am3d="http://schemas.microsoft.com/office/drawing/2017/model3d" xmlns:aink="http://schemas.microsoft.com/office/drawing/2016/ink" xmlns:cx8="http://schemas.microsoft.com/office/drawing/2016/5/14/chartex" xmlns:cx7="http://schemas.microsoft.com/office/drawing/2016/5/13/chartex" xmlns:cx6="http://schemas.microsoft.com/office/drawing/2016/5/12/chartex" xmlns:cx5="http://schemas.microsoft.com/office/drawing/2016/5/11/chartex" xmlns:cx4="http://schemas.microsoft.com/office/drawing/2016/5/10/chartex" xmlns:cx3="http://schemas.microsoft.com/office/drawing/2016/5/9/chartex" xmlns:cx2="http://schemas.microsoft.com/office/drawing/2015/10/21/chartex">
+                <mc:Fallback xmlns:cx2="http://schemas.microsoft.com/office/drawing/2015/10/21/chartex" xmlns:cx3="http://schemas.microsoft.com/office/drawing/2016/5/9/chartex" xmlns:cx4="http://schemas.microsoft.com/office/drawing/2016/5/10/chartex" xmlns:cx5="http://schemas.microsoft.com/office/drawing/2016/5/11/chartex" xmlns:cx6="http://schemas.microsoft.com/office/drawing/2016/5/12/chartex" xmlns:cx7="http://schemas.microsoft.com/office/drawing/2016/5/13/chartex" xmlns:cx8="http://schemas.microsoft.com/office/drawing/2016/5/14/chartex" xmlns:aink="http://schemas.microsoft.com/office/drawing/2016/ink" xmlns:am3d="http://schemas.microsoft.com/office/drawing/2017/model3d" xmlns:oel="http://schemas.microsoft.com/office/2019/extlst" xmlns:w16cex="http://schemas.microsoft.com/office/word/2018/wordml/cex" xmlns:w16cid="http://schemas.microsoft.com/office/word/2016/wordml/cid" xmlns:w16="http://schemas.microsoft.com/office/word/2018/wordml" xmlns:w16du="http://schemas.microsoft.com/office/word/2023/wordml/word16du" xmlns:w16sdtdh="http://schemas.microsoft.com/office/word/2020/wordml/sdtdatahash">
                   <w:pict>
                     <v:line w14:anchorId="24585022" id="Line 3" o:spid="_x0000_s1026" style="position:absolute;z-index:251661312;visibility:visible;mso-wrap-style:square;mso-width-percent:0;mso-height-percent:0;mso-wrap-distance-left:9pt;mso-wrap-distance-top:0;mso-wrap-distance-right:9pt;mso-wrap-distance-bottom:0;mso-position-horizontal:absolute;mso-position-horizontal-relative:page;mso-position-vertical:absolute;mso-position-vertical-relative:page;mso-width-percent:0;mso-height-percent:0;mso-width-relative:page;mso-height-relative:page" from="81.3pt,40.7pt" to="149.35pt,40.7pt" o:gfxdata="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" strokecolor="#36f">
                       <w10:wrap anchorx="page" anchory="page"/>
@@ -1781,8 +1803,6 @@
                         </w:rPr>
                         <w:t>{</w:t>
                       </w:r>
-                      <w:bookmarkStart w:id="3" w:name="_GoBack"/>
-                      <w:bookmarkEnd w:id="3"/>
                       <w:proofErr w:type="spellStart"/>
                       <w:proofErr w:type="gramStart"/>
                       <w:r>
@@ -1953,8 +1973,6 @@
       <w:r>
         <w:t>le n°</w:t>
       </w:r>
-      <w:bookmarkStart w:id="2" w:name="_GoBack"/>
-      <w:bookmarkEnd w:id="2"/>
       <w:r>
         <w:t xml:space="preserve"> </w:t>
       </w:r>
@@ -2066,7 +2084,20 @@
           <w:szCs w:val="22"/>
           <w:lang w:eastAsia="en-US"/>
         </w:rPr>
-        <w:t>DE L’ADMINISTRATION GENERALE</w:t>
+        <w:t>DE L’ADM</w:t>
+      </w:r>
+      <w:bookmarkStart w:id="2" w:name="_GoBack"/>
+      <w:bookmarkEnd w:id="2"/>
+      <w:r>
+        <w:rPr>
+          <w:rFonts w:ascii="Calibri" w:eastAsia="Calibri" w:hAnsi="Calibri" w:cs="Andalus"/>
+          <w:b/>
+          <w:bCs/>
+          <w:sz w:val="22"/>
+          <w:szCs w:val="22"/>
+          <w:lang w:eastAsia="en-US"/>
+        </w:rPr>
+        <w:t>INISTRATION GENERALE</w:t>
       </w:r>
     </w:p>
     <w:p>
